--- a/צ'קליסט מעבר לפרודקשן מלא - מערכת שיווק ומכירות מפי.docx
+++ b/צ'קליסט מעבר לפרודקשן מלא - מערכת שיווק ומכירות מפי.docx
@@ -1852,6 +1852,766 @@
                 <w:rtl/>
               </w:rPr>
               <w:t xml:space="preserve">פיתוח </w:t>
+            </w:r>
+          </w:p>
+        </w:tc>
+        <w:tc>
+          <w:tcPr>
+            <w:tcW w:type="dxa" w:w="2000"/>
+            <w:tcBorders>
+              <w:top w:val="single" w:color="BFBFBF" w:sz="4"/>
+              <w:left w:val="single" w:color="BFBFBF" w:sz="4"/>
+              <w:bottom w:val="single" w:color="BFBFBF" w:sz="4"/>
+              <w:right w:val="single" w:color="BFBFBF" w:sz="4"/>
+            </w:tcBorders>
+            <w:tcMar>
+              <w:top w:type="dxa" w:w="80"/>
+              <w:left w:type="dxa" w:w="120"/>
+              <w:bottom w:type="dxa" w:w="80"/>
+              <w:right w:type="dxa" w:w="120"/>
+            </w:tcMar>
+          </w:tcPr>
+          <w:p>
+            <w:pPr>
+              <w:bidi/>
+              <w:jc w:val="center"/>
+            </w:pPr>
+            <w:r>
+              <w:rPr>
+                <w:rFonts w:ascii="Arial" w:cs="Arial" w:eastAsia="Arial" w:hAnsi="Arial"/>
+                <w:b w:val="false"/>
+                <w:bCs w:val="false"/>
+                <w:color w:val="666666"/>
+                <w:sz w:val="18"/>
+                <w:szCs w:val="18"/>
+                <w:rtl w:val="false"/>
+              </w:rPr>
+              <w:t xml:space="preserve">PRODUCTION.md </w:t>
+            </w:r>
+          </w:p>
+        </w:tc>
+      </w:tr>
+      <w:tr>
+        <w:tc>
+          <w:tcPr>
+            <w:tcW w:type="dxa" w:w="560"/>
+            <w:tcBorders>
+              <w:top w:val="single" w:color="BFBFBF" w:sz="4"/>
+              <w:left w:val="single" w:color="BFBFBF" w:sz="4"/>
+              <w:bottom w:val="single" w:color="BFBFBF" w:sz="4"/>
+              <w:right w:val="single" w:color="BFBFBF" w:sz="4"/>
+            </w:tcBorders>
+            <w:tcMar>
+              <w:top w:type="dxa" w:w="80"/>
+              <w:left w:type="dxa" w:w="120"/>
+              <w:bottom w:type="dxa" w:w="80"/>
+              <w:right w:type="dxa" w:w="120"/>
+            </w:tcMar>
+          </w:tcPr>
+          <w:p>
+            <w:pPr>
+              <w:bidi/>
+              <w:jc w:val="center"/>
+            </w:pPr>
+            <w:r>
+              <w:rPr>
+                <w:rFonts w:ascii="Arial" w:cs="Arial" w:eastAsia="Arial" w:hAnsi="Arial"/>
+                <w:b/>
+                <w:bCs/>
+                <w:color w:val="1A1A1A"/>
+                <w:sz w:val="24"/>
+                <w:szCs w:val="24"/>
+                <w:rtl/>
+              </w:rPr>
+              <w:t xml:space="preserve">☐ </w:t>
+            </w:r>
+          </w:p>
+        </w:tc>
+        <w:tc>
+          <w:tcPr>
+            <w:tcW w:type="dxa" w:w="5100"/>
+            <w:tcBorders>
+              <w:top w:val="single" w:color="BFBFBF" w:sz="4"/>
+              <w:left w:val="single" w:color="BFBFBF" w:sz="4"/>
+              <w:bottom w:val="single" w:color="BFBFBF" w:sz="4"/>
+              <w:right w:val="single" w:color="BFBFBF" w:sz="4"/>
+            </w:tcBorders>
+            <w:tcMar>
+              <w:top w:type="dxa" w:w="80"/>
+              <w:left w:type="dxa" w:w="120"/>
+              <w:bottom w:type="dxa" w:w="80"/>
+              <w:right w:type="dxa" w:w="120"/>
+            </w:tcMar>
+          </w:tcPr>
+          <w:p>
+            <w:pPr>
+              <w:bidi/>
+              <w:jc w:val="right"/>
+            </w:pPr>
+            <w:r>
+              <w:rPr>
+                <w:rFonts w:ascii="Arial" w:cs="Arial" w:eastAsia="Arial" w:hAnsi="Arial"/>
+                <w:b w:val="false"/>
+                <w:bCs w:val="false"/>
+                <w:color w:val="1A1A1A"/>
+                <w:sz w:val="20"/>
+                <w:szCs w:val="20"/>
+                <w:rtl w:val="false"/>
+              </w:rPr>
+              <w:t xml:space="preserve">Google Workspace </w:t>
+            </w:r>
+            <w:r>
+              <w:rPr>
+                <w:rFonts w:ascii="Arial" w:cs="Arial" w:eastAsia="Arial" w:hAnsi="Arial"/>
+                <w:b w:val="false"/>
+                <w:bCs w:val="false"/>
+                <w:color w:val="1A1A1A"/>
+                <w:sz w:val="20"/>
+                <w:szCs w:val="20"/>
+                <w:rtl/>
+              </w:rPr>
+              <w:t xml:space="preserve">— בסיס נתונים ללידים: יצירת </w:t>
+            </w:r>
+            <w:r>
+              <w:rPr>
+                <w:rFonts w:ascii="Arial" w:cs="Arial" w:eastAsia="Arial" w:hAnsi="Arial"/>
+                <w:b w:val="false"/>
+                <w:bCs w:val="false"/>
+                <w:color w:val="1A1A1A"/>
+                <w:sz w:val="20"/>
+                <w:szCs w:val="20"/>
+                <w:rtl w:val="false"/>
+              </w:rPr>
+              <w:t xml:space="preserve">Service Account </w:t>
+            </w:r>
+            <w:r>
+              <w:rPr>
+                <w:rFonts w:ascii="Arial" w:cs="Arial" w:eastAsia="Arial" w:hAnsi="Arial"/>
+                <w:b w:val="false"/>
+                <w:bCs w:val="false"/>
+                <w:color w:val="1A1A1A"/>
+                <w:sz w:val="20"/>
+                <w:szCs w:val="20"/>
+                <w:rtl/>
+              </w:rPr>
+              <w:t xml:space="preserve">+ הפעלת </w:t>
+            </w:r>
+            <w:r>
+              <w:rPr>
+                <w:rFonts w:ascii="Arial" w:cs="Arial" w:eastAsia="Arial" w:hAnsi="Arial"/>
+                <w:b w:val="false"/>
+                <w:bCs w:val="false"/>
+                <w:color w:val="1A1A1A"/>
+                <w:sz w:val="20"/>
+                <w:szCs w:val="20"/>
+                <w:rtl w:val="false"/>
+              </w:rPr>
+              <w:t xml:space="preserve">Sheets API </w:t>
+            </w:r>
+            <w:r>
+              <w:rPr>
+                <w:rFonts w:ascii="Arial" w:cs="Arial" w:eastAsia="Arial" w:hAnsi="Arial"/>
+                <w:b w:val="false"/>
+                <w:bCs w:val="false"/>
+                <w:color w:val="1A1A1A"/>
+                <w:sz w:val="20"/>
+                <w:szCs w:val="20"/>
+                <w:rtl/>
+              </w:rPr>
+              <w:t xml:space="preserve">+ שיתוף גיליון ייעודי והזנת 3 משתני סביבה </w:t>
+            </w:r>
+          </w:p>
+        </w:tc>
+        <w:tc>
+          <w:tcPr>
+            <w:tcW w:type="dxa" w:w="1700"/>
+            <w:tcBorders>
+              <w:top w:val="single" w:color="BFBFBF" w:sz="4"/>
+              <w:left w:val="single" w:color="BFBFBF" w:sz="4"/>
+              <w:bottom w:val="single" w:color="BFBFBF" w:sz="4"/>
+              <w:right w:val="single" w:color="BFBFBF" w:sz="4"/>
+            </w:tcBorders>
+            <w:tcMar>
+              <w:top w:type="dxa" w:w="80"/>
+              <w:left w:type="dxa" w:w="120"/>
+              <w:bottom w:type="dxa" w:w="80"/>
+              <w:right w:type="dxa" w:w="120"/>
+            </w:tcMar>
+          </w:tcPr>
+          <w:p>
+            <w:pPr>
+              <w:bidi/>
+              <w:jc w:val="center"/>
+            </w:pPr>
+            <w:r>
+              <w:rPr>
+                <w:rFonts w:ascii="Arial" w:cs="Arial" w:eastAsia="Arial" w:hAnsi="Arial"/>
+                <w:b w:val="false"/>
+                <w:bCs w:val="false"/>
+                <w:color w:val="1A1A1A"/>
+                <w:sz w:val="18"/>
+                <w:szCs w:val="18"/>
+                <w:rtl/>
+              </w:rPr>
+              <w:t xml:space="preserve">אגף מכירות + </w:t>
+            </w:r>
+            <w:r>
+              <w:rPr>
+                <w:rFonts w:ascii="Arial" w:cs="Arial" w:eastAsia="Arial" w:hAnsi="Arial"/>
+                <w:b w:val="false"/>
+                <w:bCs w:val="false"/>
+                <w:color w:val="1A1A1A"/>
+                <w:sz w:val="18"/>
+                <w:szCs w:val="18"/>
+                <w:rtl w:val="false"/>
+              </w:rPr>
+              <w:t xml:space="preserve">IT </w:t>
+            </w:r>
+          </w:p>
+        </w:tc>
+        <w:tc>
+          <w:tcPr>
+            <w:tcW w:type="dxa" w:w="2000"/>
+            <w:tcBorders>
+              <w:top w:val="single" w:color="BFBFBF" w:sz="4"/>
+              <w:left w:val="single" w:color="BFBFBF" w:sz="4"/>
+              <w:bottom w:val="single" w:color="BFBFBF" w:sz="4"/>
+              <w:right w:val="single" w:color="BFBFBF" w:sz="4"/>
+            </w:tcBorders>
+            <w:tcMar>
+              <w:top w:type="dxa" w:w="80"/>
+              <w:left w:type="dxa" w:w="120"/>
+              <w:bottom w:type="dxa" w:w="80"/>
+              <w:right w:type="dxa" w:w="120"/>
+            </w:tcMar>
+          </w:tcPr>
+          <w:p>
+            <w:pPr>
+              <w:bidi/>
+              <w:jc w:val="center"/>
+            </w:pPr>
+            <w:r>
+              <w:rPr>
+                <w:rFonts w:ascii="Arial" w:cs="Arial" w:eastAsia="Arial" w:hAnsi="Arial"/>
+                <w:b w:val="false"/>
+                <w:bCs w:val="false"/>
+                <w:color w:val="666666"/>
+                <w:sz w:val="18"/>
+                <w:szCs w:val="18"/>
+                <w:rtl w:val="false"/>
+              </w:rPr>
+              <w:t xml:space="preserve">PRODUCTION.md </w:t>
+            </w:r>
+          </w:p>
+        </w:tc>
+      </w:tr>
+      <w:tr>
+        <w:tc>
+          <w:tcPr>
+            <w:tcW w:type="dxa" w:w="560"/>
+            <w:tcBorders>
+              <w:top w:val="single" w:color="BFBFBF" w:sz="4"/>
+              <w:left w:val="single" w:color="BFBFBF" w:sz="4"/>
+              <w:bottom w:val="single" w:color="BFBFBF" w:sz="4"/>
+              <w:right w:val="single" w:color="BFBFBF" w:sz="4"/>
+            </w:tcBorders>
+            <w:tcMar>
+              <w:top w:type="dxa" w:w="80"/>
+              <w:left w:type="dxa" w:w="120"/>
+              <w:bottom w:type="dxa" w:w="80"/>
+              <w:right w:type="dxa" w:w="120"/>
+            </w:tcMar>
+          </w:tcPr>
+          <w:p>
+            <w:pPr>
+              <w:bidi/>
+              <w:jc w:val="center"/>
+            </w:pPr>
+            <w:r>
+              <w:rPr>
+                <w:rFonts w:ascii="Arial" w:cs="Arial" w:eastAsia="Arial" w:hAnsi="Arial"/>
+                <w:b/>
+                <w:bCs/>
+                <w:color w:val="1A1A1A"/>
+                <w:sz w:val="24"/>
+                <w:szCs w:val="24"/>
+                <w:rtl/>
+              </w:rPr>
+              <w:t xml:space="preserve">☐ </w:t>
+            </w:r>
+          </w:p>
+        </w:tc>
+        <w:tc>
+          <w:tcPr>
+            <w:tcW w:type="dxa" w:w="5100"/>
+            <w:tcBorders>
+              <w:top w:val="single" w:color="BFBFBF" w:sz="4"/>
+              <w:left w:val="single" w:color="BFBFBF" w:sz="4"/>
+              <w:bottom w:val="single" w:color="BFBFBF" w:sz="4"/>
+              <w:right w:val="single" w:color="BFBFBF" w:sz="4"/>
+            </w:tcBorders>
+            <w:tcMar>
+              <w:top w:type="dxa" w:w="80"/>
+              <w:left w:type="dxa" w:w="120"/>
+              <w:bottom w:type="dxa" w:w="80"/>
+              <w:right w:type="dxa" w:w="120"/>
+            </w:tcMar>
+          </w:tcPr>
+          <w:p>
+            <w:pPr>
+              <w:bidi/>
+              <w:jc w:val="right"/>
+            </w:pPr>
+            <w:r>
+              <w:rPr>
+                <w:rFonts w:ascii="Arial" w:cs="Arial" w:eastAsia="Arial" w:hAnsi="Arial"/>
+                <w:b w:val="false"/>
+                <w:bCs w:val="false"/>
+                <w:color w:val="1A1A1A"/>
+                <w:sz w:val="20"/>
+                <w:szCs w:val="20"/>
+                <w:rtl w:val="false"/>
+              </w:rPr>
+              <w:t xml:space="preserve">Google Workspace </w:t>
+            </w:r>
+            <w:r>
+              <w:rPr>
+                <w:rFonts w:ascii="Arial" w:cs="Arial" w:eastAsia="Arial" w:hAnsi="Arial"/>
+                <w:b w:val="false"/>
+                <w:bCs w:val="false"/>
+                <w:color w:val="1A1A1A"/>
+                <w:sz w:val="20"/>
+                <w:szCs w:val="20"/>
+                <w:rtl/>
+              </w:rPr>
+              <w:t xml:space="preserve">— התראות: יצירת </w:t>
+            </w:r>
+            <w:r>
+              <w:rPr>
+                <w:rFonts w:ascii="Arial" w:cs="Arial" w:eastAsia="Arial" w:hAnsi="Arial"/>
+                <w:b w:val="false"/>
+                <w:bCs w:val="false"/>
+                <w:color w:val="1A1A1A"/>
+                <w:sz w:val="20"/>
+                <w:szCs w:val="20"/>
+                <w:rtl w:val="false"/>
+              </w:rPr>
+              <w:t xml:space="preserve">Webhook </w:t>
+            </w:r>
+            <w:r>
+              <w:rPr>
+                <w:rFonts w:ascii="Arial" w:cs="Arial" w:eastAsia="Arial" w:hAnsi="Arial"/>
+                <w:b w:val="false"/>
+                <w:bCs w:val="false"/>
+                <w:color w:val="1A1A1A"/>
+                <w:sz w:val="20"/>
+                <w:szCs w:val="20"/>
+                <w:rtl/>
+              </w:rPr>
+              <w:t xml:space="preserve">במרחב </w:t>
+            </w:r>
+            <w:r>
+              <w:rPr>
+                <w:rFonts w:ascii="Arial" w:cs="Arial" w:eastAsia="Arial" w:hAnsi="Arial"/>
+                <w:b w:val="false"/>
+                <w:bCs w:val="false"/>
+                <w:color w:val="1A1A1A"/>
+                <w:sz w:val="20"/>
+                <w:szCs w:val="20"/>
+                <w:rtl w:val="false"/>
+              </w:rPr>
+              <w:t xml:space="preserve">Google Chat </w:t>
+            </w:r>
+            <w:r>
+              <w:rPr>
+                <w:rFonts w:ascii="Arial" w:cs="Arial" w:eastAsia="Arial" w:hAnsi="Arial"/>
+                <w:b w:val="false"/>
+                <w:bCs w:val="false"/>
+                <w:color w:val="1A1A1A"/>
+                <w:sz w:val="20"/>
+                <w:szCs w:val="20"/>
+                <w:rtl/>
+              </w:rPr>
+              <w:t xml:space="preserve">של צוות המכירות והזנתו ל-env </w:t>
+            </w:r>
+          </w:p>
+        </w:tc>
+        <w:tc>
+          <w:tcPr>
+            <w:tcW w:type="dxa" w:w="1700"/>
+            <w:tcBorders>
+              <w:top w:val="single" w:color="BFBFBF" w:sz="4"/>
+              <w:left w:val="single" w:color="BFBFBF" w:sz="4"/>
+              <w:bottom w:val="single" w:color="BFBFBF" w:sz="4"/>
+              <w:right w:val="single" w:color="BFBFBF" w:sz="4"/>
+            </w:tcBorders>
+            <w:tcMar>
+              <w:top w:type="dxa" w:w="80"/>
+              <w:left w:type="dxa" w:w="120"/>
+              <w:bottom w:type="dxa" w:w="80"/>
+              <w:right w:type="dxa" w:w="120"/>
+            </w:tcMar>
+          </w:tcPr>
+          <w:p>
+            <w:pPr>
+              <w:bidi/>
+              <w:jc w:val="center"/>
+            </w:pPr>
+            <w:r>
+              <w:rPr>
+                <w:rFonts w:ascii="Arial" w:cs="Arial" w:eastAsia="Arial" w:hAnsi="Arial"/>
+                <w:b w:val="false"/>
+                <w:bCs w:val="false"/>
+                <w:color w:val="1A1A1A"/>
+                <w:sz w:val="18"/>
+                <w:szCs w:val="18"/>
+                <w:rtl/>
+              </w:rPr>
+              <w:t xml:space="preserve">אגף מכירות </w:t>
+            </w:r>
+          </w:p>
+        </w:tc>
+        <w:tc>
+          <w:tcPr>
+            <w:tcW w:type="dxa" w:w="2000"/>
+            <w:tcBorders>
+              <w:top w:val="single" w:color="BFBFBF" w:sz="4"/>
+              <w:left w:val="single" w:color="BFBFBF" w:sz="4"/>
+              <w:bottom w:val="single" w:color="BFBFBF" w:sz="4"/>
+              <w:right w:val="single" w:color="BFBFBF" w:sz="4"/>
+            </w:tcBorders>
+            <w:tcMar>
+              <w:top w:type="dxa" w:w="80"/>
+              <w:left w:type="dxa" w:w="120"/>
+              <w:bottom w:type="dxa" w:w="80"/>
+              <w:right w:type="dxa" w:w="120"/>
+            </w:tcMar>
+          </w:tcPr>
+          <w:p>
+            <w:pPr>
+              <w:bidi/>
+              <w:jc w:val="center"/>
+            </w:pPr>
+            <w:r>
+              <w:rPr>
+                <w:rFonts w:ascii="Arial" w:cs="Arial" w:eastAsia="Arial" w:hAnsi="Arial"/>
+                <w:b w:val="false"/>
+                <w:bCs w:val="false"/>
+                <w:color w:val="666666"/>
+                <w:sz w:val="18"/>
+                <w:szCs w:val="18"/>
+                <w:rtl w:val="false"/>
+              </w:rPr>
+              <w:t xml:space="preserve">PRODUCTION.md </w:t>
+            </w:r>
+          </w:p>
+        </w:tc>
+      </w:tr>
+      <w:tr>
+        <w:tc>
+          <w:tcPr>
+            <w:tcW w:type="dxa" w:w="560"/>
+            <w:tcBorders>
+              <w:top w:val="single" w:color="BFBFBF" w:sz="4"/>
+              <w:left w:val="single" w:color="BFBFBF" w:sz="4"/>
+              <w:bottom w:val="single" w:color="BFBFBF" w:sz="4"/>
+              <w:right w:val="single" w:color="BFBFBF" w:sz="4"/>
+            </w:tcBorders>
+            <w:tcMar>
+              <w:top w:type="dxa" w:w="80"/>
+              <w:left w:type="dxa" w:w="120"/>
+              <w:bottom w:type="dxa" w:w="80"/>
+              <w:right w:type="dxa" w:w="120"/>
+            </w:tcMar>
+          </w:tcPr>
+          <w:p>
+            <w:pPr>
+              <w:bidi/>
+              <w:jc w:val="center"/>
+            </w:pPr>
+            <w:r>
+              <w:rPr>
+                <w:rFonts w:ascii="Arial" w:cs="Arial" w:eastAsia="Arial" w:hAnsi="Arial"/>
+                <w:b/>
+                <w:bCs/>
+                <w:color w:val="1A1A1A"/>
+                <w:sz w:val="24"/>
+                <w:szCs w:val="24"/>
+                <w:rtl/>
+              </w:rPr>
+              <w:t xml:space="preserve">☐ </w:t>
+            </w:r>
+          </w:p>
+        </w:tc>
+        <w:tc>
+          <w:tcPr>
+            <w:tcW w:type="dxa" w:w="5100"/>
+            <w:tcBorders>
+              <w:top w:val="single" w:color="BFBFBF" w:sz="4"/>
+              <w:left w:val="single" w:color="BFBFBF" w:sz="4"/>
+              <w:bottom w:val="single" w:color="BFBFBF" w:sz="4"/>
+              <w:right w:val="single" w:color="BFBFBF" w:sz="4"/>
+            </w:tcBorders>
+            <w:tcMar>
+              <w:top w:type="dxa" w:w="80"/>
+              <w:left w:type="dxa" w:w="120"/>
+              <w:bottom w:type="dxa" w:w="80"/>
+              <w:right w:type="dxa" w:w="120"/>
+            </w:tcMar>
+          </w:tcPr>
+          <w:p>
+            <w:pPr>
+              <w:bidi/>
+              <w:jc w:val="right"/>
+            </w:pPr>
+            <w:r>
+              <w:rPr>
+                <w:rFonts w:ascii="Arial" w:cs="Arial" w:eastAsia="Arial" w:hAnsi="Arial"/>
+                <w:b w:val="false"/>
+                <w:bCs w:val="false"/>
+                <w:color w:val="1A1A1A"/>
+                <w:sz w:val="20"/>
+                <w:szCs w:val="20"/>
+                <w:rtl w:val="false"/>
+              </w:rPr>
+              <w:t xml:space="preserve">Google Workspace </w:t>
+            </w:r>
+            <w:r>
+              <w:rPr>
+                <w:rFonts w:ascii="Arial" w:cs="Arial" w:eastAsia="Arial" w:hAnsi="Arial"/>
+                <w:b w:val="false"/>
+                <w:bCs w:val="false"/>
+                <w:color w:val="1A1A1A"/>
+                <w:sz w:val="20"/>
+                <w:szCs w:val="20"/>
+                <w:rtl/>
+              </w:rPr>
+              <w:t xml:space="preserve">— כניסת מנהל תוכן: יצירת </w:t>
+            </w:r>
+            <w:r>
+              <w:rPr>
+                <w:rFonts w:ascii="Arial" w:cs="Arial" w:eastAsia="Arial" w:hAnsi="Arial"/>
+                <w:b w:val="false"/>
+                <w:bCs w:val="false"/>
+                <w:color w:val="1A1A1A"/>
+                <w:sz w:val="20"/>
+                <w:szCs w:val="20"/>
+                <w:rtl w:val="false"/>
+              </w:rPr>
+              <w:t xml:space="preserve">OAuth Client ID </w:t>
+            </w:r>
+            <w:r>
+              <w:rPr>
+                <w:rFonts w:ascii="Arial" w:cs="Arial" w:eastAsia="Arial" w:hAnsi="Arial"/>
+                <w:b w:val="false"/>
+                <w:bCs w:val="false"/>
+                <w:color w:val="1A1A1A"/>
+                <w:sz w:val="20"/>
+                <w:szCs w:val="20"/>
+                <w:rtl/>
+              </w:rPr>
+              <w:t xml:space="preserve">והגדרת רשימת חשבונות מורשים </w:t>
+            </w:r>
+          </w:p>
+        </w:tc>
+        <w:tc>
+          <w:tcPr>
+            <w:tcW w:type="dxa" w:w="1700"/>
+            <w:tcBorders>
+              <w:top w:val="single" w:color="BFBFBF" w:sz="4"/>
+              <w:left w:val="single" w:color="BFBFBF" w:sz="4"/>
+              <w:bottom w:val="single" w:color="BFBFBF" w:sz="4"/>
+              <w:right w:val="single" w:color="BFBFBF" w:sz="4"/>
+            </w:tcBorders>
+            <w:tcMar>
+              <w:top w:type="dxa" w:w="80"/>
+              <w:left w:type="dxa" w:w="120"/>
+              <w:bottom w:type="dxa" w:w="80"/>
+              <w:right w:type="dxa" w:w="120"/>
+            </w:tcMar>
+          </w:tcPr>
+          <w:p>
+            <w:pPr>
+              <w:bidi/>
+              <w:jc w:val="center"/>
+            </w:pPr>
+            <w:r>
+              <w:rPr>
+                <w:rFonts w:ascii="Arial" w:cs="Arial" w:eastAsia="Arial" w:hAnsi="Arial"/>
+                <w:b w:val="false"/>
+                <w:bCs w:val="false"/>
+                <w:color w:val="1A1A1A"/>
+                <w:sz w:val="18"/>
+                <w:szCs w:val="18"/>
+                <w:rtl w:val="false"/>
+              </w:rPr>
+              <w:t xml:space="preserve">IT </w:t>
+            </w:r>
+          </w:p>
+        </w:tc>
+        <w:tc>
+          <w:tcPr>
+            <w:tcW w:type="dxa" w:w="2000"/>
+            <w:tcBorders>
+              <w:top w:val="single" w:color="BFBFBF" w:sz="4"/>
+              <w:left w:val="single" w:color="BFBFBF" w:sz="4"/>
+              <w:bottom w:val="single" w:color="BFBFBF" w:sz="4"/>
+              <w:right w:val="single" w:color="BFBFBF" w:sz="4"/>
+            </w:tcBorders>
+            <w:tcMar>
+              <w:top w:type="dxa" w:w="80"/>
+              <w:left w:type="dxa" w:w="120"/>
+              <w:bottom w:type="dxa" w:w="80"/>
+              <w:right w:type="dxa" w:w="120"/>
+            </w:tcMar>
+          </w:tcPr>
+          <w:p>
+            <w:pPr>
+              <w:bidi/>
+              <w:jc w:val="center"/>
+            </w:pPr>
+            <w:r>
+              <w:rPr>
+                <w:rFonts w:ascii="Arial" w:cs="Arial" w:eastAsia="Arial" w:hAnsi="Arial"/>
+                <w:b w:val="false"/>
+                <w:bCs w:val="false"/>
+                <w:color w:val="666666"/>
+                <w:sz w:val="18"/>
+                <w:szCs w:val="18"/>
+                <w:rtl w:val="false"/>
+              </w:rPr>
+              <w:t xml:space="preserve">PRODUCTION.md </w:t>
+            </w:r>
+          </w:p>
+        </w:tc>
+      </w:tr>
+      <w:tr>
+        <w:tc>
+          <w:tcPr>
+            <w:tcW w:type="dxa" w:w="560"/>
+            <w:tcBorders>
+              <w:top w:val="single" w:color="BFBFBF" w:sz="4"/>
+              <w:left w:val="single" w:color="BFBFBF" w:sz="4"/>
+              <w:bottom w:val="single" w:color="BFBFBF" w:sz="4"/>
+              <w:right w:val="single" w:color="BFBFBF" w:sz="4"/>
+            </w:tcBorders>
+            <w:tcMar>
+              <w:top w:type="dxa" w:w="80"/>
+              <w:left w:type="dxa" w:w="120"/>
+              <w:bottom w:type="dxa" w:w="80"/>
+              <w:right w:type="dxa" w:w="120"/>
+            </w:tcMar>
+          </w:tcPr>
+          <w:p>
+            <w:pPr>
+              <w:bidi/>
+              <w:jc w:val="center"/>
+            </w:pPr>
+            <w:r>
+              <w:rPr>
+                <w:rFonts w:ascii="Arial" w:cs="Arial" w:eastAsia="Arial" w:hAnsi="Arial"/>
+                <w:b/>
+                <w:bCs/>
+                <w:color w:val="1A1A1A"/>
+                <w:sz w:val="24"/>
+                <w:szCs w:val="24"/>
+                <w:rtl/>
+              </w:rPr>
+              <w:t xml:space="preserve">☐ </w:t>
+            </w:r>
+          </w:p>
+        </w:tc>
+        <w:tc>
+          <w:tcPr>
+            <w:tcW w:type="dxa" w:w="5100"/>
+            <w:tcBorders>
+              <w:top w:val="single" w:color="BFBFBF" w:sz="4"/>
+              <w:left w:val="single" w:color="BFBFBF" w:sz="4"/>
+              <w:bottom w:val="single" w:color="BFBFBF" w:sz="4"/>
+              <w:right w:val="single" w:color="BFBFBF" w:sz="4"/>
+            </w:tcBorders>
+            <w:tcMar>
+              <w:top w:type="dxa" w:w="80"/>
+              <w:left w:type="dxa" w:w="120"/>
+              <w:bottom w:type="dxa" w:w="80"/>
+              <w:right w:type="dxa" w:w="120"/>
+            </w:tcMar>
+          </w:tcPr>
+          <w:p>
+            <w:pPr>
+              <w:bidi/>
+              <w:jc w:val="right"/>
+            </w:pPr>
+            <w:r>
+              <w:rPr>
+                <w:rFonts w:ascii="Arial" w:cs="Arial" w:eastAsia="Arial" w:hAnsi="Arial"/>
+                <w:b w:val="false"/>
+                <w:bCs w:val="false"/>
+                <w:color w:val="1A1A1A"/>
+                <w:sz w:val="20"/>
+                <w:szCs w:val="20"/>
+                <w:rtl/>
+              </w:rPr>
+              <w:t xml:space="preserve">אוטומציית מייל על ליד חדש: הדבקת סקריפט </w:t>
+            </w:r>
+            <w:r>
+              <w:rPr>
+                <w:rFonts w:ascii="Arial" w:cs="Arial" w:eastAsia="Arial" w:hAnsi="Arial"/>
+                <w:b w:val="false"/>
+                <w:bCs w:val="false"/>
+                <w:color w:val="1A1A1A"/>
+                <w:sz w:val="20"/>
+                <w:szCs w:val="20"/>
+                <w:rtl w:val="false"/>
+              </w:rPr>
+              <w:t xml:space="preserve">Apps Script </w:t>
+            </w:r>
+            <w:r>
+              <w:rPr>
+                <w:rFonts w:ascii="Arial" w:cs="Arial" w:eastAsia="Arial" w:hAnsi="Arial"/>
+                <w:b w:val="false"/>
+                <w:bCs w:val="false"/>
+                <w:color w:val="1A1A1A"/>
+                <w:sz w:val="20"/>
+                <w:szCs w:val="20"/>
+                <w:rtl/>
+              </w:rPr>
+              <w:t xml:space="preserve">המצורף ב-PRODUCTION.md בגיליון והגדרת טריגר </w:t>
+            </w:r>
+          </w:p>
+        </w:tc>
+        <w:tc>
+          <w:tcPr>
+            <w:tcW w:type="dxa" w:w="1700"/>
+            <w:tcBorders>
+              <w:top w:val="single" w:color="BFBFBF" w:sz="4"/>
+              <w:left w:val="single" w:color="BFBFBF" w:sz="4"/>
+              <w:bottom w:val="single" w:color="BFBFBF" w:sz="4"/>
+              <w:right w:val="single" w:color="BFBFBF" w:sz="4"/>
+            </w:tcBorders>
+            <w:tcMar>
+              <w:top w:type="dxa" w:w="80"/>
+              <w:left w:type="dxa" w:w="120"/>
+              <w:bottom w:type="dxa" w:w="80"/>
+              <w:right w:type="dxa" w:w="120"/>
+            </w:tcMar>
+          </w:tcPr>
+          <w:p>
+            <w:pPr>
+              <w:bidi/>
+              <w:jc w:val="center"/>
+            </w:pPr>
+            <w:r>
+              <w:rPr>
+                <w:rFonts w:ascii="Arial" w:cs="Arial" w:eastAsia="Arial" w:hAnsi="Arial"/>
+                <w:b w:val="false"/>
+                <w:bCs w:val="false"/>
+                <w:color w:val="1A1A1A"/>
+                <w:sz w:val="18"/>
+                <w:szCs w:val="18"/>
+                <w:rtl/>
+              </w:rPr>
+              <w:t xml:space="preserve">אגף מכירות </w:t>
             </w:r>
           </w:p>
         </w:tc>
